--- a/template_surat.docx
+++ b/template_surat.docx
@@ -13,24 +13,37 @@
           <w:lang w:val="fi-FI"/>
         </w:rPr>
       </w:pPr>
+    </w:p>
+    <w:p>
+      <w:pPr>
+        <w:pStyle w:val="NoSpacing"/>
+        <w:spacing w:line="276" w:lineRule="auto"/>
+        <w:ind w:left="180"/>
+        <w:jc w:val="both"/>
+        <w:rPr>
+          <w:rFonts w:ascii="Times New Roman" w:hAnsi="Times New Roman"/>
+          <w:sz w:val="24"/>
+          <w:szCs w:val="24"/>
+        </w:rPr>
+      </w:pPr>
       <w:r>
         <w:rPr>
           <w:noProof/>
-          <w:lang w:val="en-MY" w:eastAsia="en-MY"/>
+          <w:lang w:eastAsia="en-MY"/>
         </w:rPr>
         <w:drawing>
-          <wp:anchor distT="0" distB="0" distL="114300" distR="114300" simplePos="0" relativeHeight="251661312" behindDoc="0" locked="0" layoutInCell="1" allowOverlap="1" wp14:anchorId="0EDCF5CC" wp14:editId="47D1DDD6">
+          <wp:anchor distT="0" distB="0" distL="114300" distR="114300" simplePos="0" relativeHeight="251661312" behindDoc="0" locked="0" layoutInCell="1" allowOverlap="1" wp14:anchorId="0EDCF5CC" wp14:editId="0336A36E">
             <wp:simplePos x="0" y="0"/>
             <wp:positionH relativeFrom="column">
-              <wp:posOffset>700405</wp:posOffset>
+              <wp:posOffset>19050</wp:posOffset>
             </wp:positionH>
             <wp:positionV relativeFrom="paragraph">
-              <wp:posOffset>13858</wp:posOffset>
+              <wp:posOffset>9249</wp:posOffset>
             </wp:positionV>
-            <wp:extent cx="920750" cy="803275"/>
+            <wp:extent cx="920750" cy="800652"/>
             <wp:effectExtent l="0" t="0" r="0" b="0"/>
             <wp:wrapNone/>
-            <wp:docPr id="1" name="Picture 1" descr="logo_malaysia"/>
+            <wp:docPr id="1" name="Picture 1"/>
             <wp:cNvGraphicFramePr>
               <a:graphicFrameLocks xmlns:a="http://schemas.openxmlformats.org/drawingml/2006/main"/>
             </wp:cNvGraphicFramePr>
@@ -38,20 +51,13 @@
               <a:graphicData uri="http://schemas.openxmlformats.org/drawingml/2006/picture">
                 <pic:pic xmlns:pic="http://schemas.openxmlformats.org/drawingml/2006/picture">
                   <pic:nvPicPr>
-                    <pic:cNvPr id="0" name="Picture 1" descr="logo_malaysia"/>
+                    <pic:cNvPr id="1" name="Picture 1"/>
                     <pic:cNvPicPr preferRelativeResize="0">
                       <a:picLocks noChangeArrowheads="1"/>
                     </pic:cNvPicPr>
                   </pic:nvPicPr>
                   <pic:blipFill>
-                    <a:blip r:embed="rId4" cstate="print">
-                      <a:extLst>
-                        <a:ext uri="{28A0092B-C50C-407E-A947-70E740481C1C}">
-                          <a14:useLocalDpi xmlns:a14="http://schemas.microsoft.com/office/drawing/2010/main" val="0"/>
-                        </a:ext>
-                      </a:extLst>
-                    </a:blip>
-                    <a:srcRect/>
+                    <a:blip r:embed="rId4"/>
                     <a:stretch>
                       <a:fillRect/>
                     </a:stretch>
@@ -59,7 +65,7 @@
                   <pic:spPr bwMode="auto">
                     <a:xfrm>
                       <a:off x="0" y="0"/>
-                      <a:ext cx="920750" cy="803275"/>
+                      <a:ext cx="920750" cy="800652"/>
                     </a:xfrm>
                     <a:prstGeom prst="rect">
                       <a:avLst/>
@@ -75,19 +81,6 @@
           </wp:anchor>
         </w:drawing>
       </w:r>
-    </w:p>
-    <w:p>
-      <w:pPr>
-        <w:pStyle w:val="NoSpacing"/>
-        <w:spacing w:line="276" w:lineRule="auto"/>
-        <w:ind w:left="180"/>
-        <w:jc w:val="both"/>
-        <w:rPr>
-          <w:rFonts w:ascii="Times New Roman" w:hAnsi="Times New Roman"/>
-          <w:sz w:val="24"/>
-          <w:szCs w:val="24"/>
-        </w:rPr>
-      </w:pPr>
       <w:r>
         <w:rPr>
           <w:rFonts w:ascii="Tahoma" w:hAnsi="Tahoma" w:cs="Tahoma"/>
